--- a/MacroFiscalModels/Docs/UserGuide_2_DIGNAD_lite.docx
+++ b/MacroFiscalModels/Docs/UserGuide_2_DIGNAD_lite.docx
@@ -86,6 +86,30 @@
         <w:pStyle w:val="FirstParagraph"/>
       </w:pPr>
       <w:r>
+        <w:t xml:space="preserve">The same module is also</w:t>
+      </w:r>
+      <w:r>
+        <w:t xml:space="preserve"> </w:t>
+      </w:r>
+      <w:r>
+        <w:rPr>
+          <w:bCs/>
+          <w:b/>
+        </w:rPr>
+        <w:t xml:space="preserve">DIGNAR-lite</w:t>
+      </w:r>
+      <w:r>
+        <w:t xml:space="preserve"> </w:t>
+      </w:r>
+      <w:r>
+        <w:t xml:space="preserve">when the resource block is on (see Parameters).</w:t>
+      </w:r>
+    </w:p>
+    <w:p>
+      <w:pPr>
+        <w:pStyle w:val="BodyText"/>
+      </w:pPr>
+      <w:r>
         <w:t xml:space="preserve">DIGNAD-lite is a simplified version of the IMF’s Debt-Investment-Growth and Natural Disasters model (Marto, Papageorgiou and Klyuev 2018), which builds on the DIG model of public investment scale-ups in low-income countries (Buffie, Berg, Pattillo, Portillo and Zanna 2012).</w:t>
       </w:r>
     </w:p>
@@ -649,7 +673,7 @@
       </w:r>
     </w:p>
     <w:bookmarkEnd w:id="21"/>
-    <w:bookmarkStart w:id="27" w:name="parameters"/>
+    <w:bookmarkStart w:id="28" w:name="parameters"/>
     <w:p>
       <w:pPr>
         <w:pStyle w:val="Heading1"/>
@@ -2494,10 +2518,423 @@
           </w:p>
         </w:tc>
       </w:tr>
+      <w:tr>
+        <w:tc>
+          <w:tcPr/>
+          <w:p>
+            <w:pPr>
+              <w:pStyle w:val="Compact"/>
+              <w:jc w:val="left"/>
+            </w:pPr>
+            <w:r>
+              <w:rPr>
+                <w:rStyle w:val="VerbatimChar"/>
+              </w:rPr>
+              <w:t xml:space="preserve">prog_spend</w:t>
+            </w:r>
+          </w:p>
+        </w:tc>
+        <w:tc>
+          <w:tcPr/>
+          <w:p>
+            <w:pPr>
+              <w:pStyle w:val="Compact"/>
+              <w:jc w:val="left"/>
+            </w:pPr>
+            <w:r>
+              <w:rPr>
+                <w:rStyle w:val="VerbatimChar"/>
+              </w:rPr>
+              <w:t xml:space="preserve">()</w:t>
+            </w:r>
+          </w:p>
+        </w:tc>
+        <w:tc>
+          <w:tcPr/>
+          <w:p>
+            <w:pPr>
+              <w:pStyle w:val="Compact"/>
+              <w:jc w:val="left"/>
+            </w:pPr>
+            <w:r>
+              <w:t xml:space="preserve">Programme spending that builds no capital (non-CO2, land use), same financing as</w:t>
+            </w:r>
+            <w:r>
+              <w:t xml:space="preserve"> </w:t>
+            </w:r>
+            <w:r>
+              <w:rPr>
+                <w:rStyle w:val="VerbatimChar"/>
+              </w:rPr>
+              <w:t xml:space="preserve">prog</w:t>
+            </w:r>
+          </w:p>
+        </w:tc>
+      </w:tr>
+      <w:tr>
+        <w:tc>
+          <w:tcPr/>
+          <w:p>
+            <w:pPr>
+              <w:pStyle w:val="Compact"/>
+              <w:jc w:val="left"/>
+            </w:pPr>
+            <w:r>
+              <w:rPr>
+                <w:rStyle w:val="VerbatimChar"/>
+              </w:rPr>
+              <w:t xml:space="preserve">rev</w:t>
+            </w:r>
+          </w:p>
+        </w:tc>
+        <w:tc>
+          <w:tcPr/>
+          <w:p>
+            <w:pPr>
+              <w:pStyle w:val="Compact"/>
+              <w:jc w:val="left"/>
+            </w:pPr>
+            <w:r>
+              <w:rPr>
+                <w:rStyle w:val="VerbatimChar"/>
+              </w:rPr>
+              <w:t xml:space="preserve">()</w:t>
+            </w:r>
+          </w:p>
+        </w:tc>
+        <w:tc>
+          <w:tcPr/>
+          <w:p>
+            <w:pPr>
+              <w:pStyle w:val="Compact"/>
+              <w:jc w:val="left"/>
+            </w:pPr>
+            <w:r>
+              <w:t xml:space="preserve">Revenue earmarked for the programme (e.g. feasible carbon pricing), % GDP by year</w:t>
+            </w:r>
+          </w:p>
+        </w:tc>
+      </w:tr>
     </w:tbl>
     <w:bookmarkEnd w:id="26"/>
+    <w:bookmarkStart w:id="27" w:name="resource-block-dignar-lite"/>
+    <w:p>
+      <w:pPr>
+        <w:pStyle w:val="Heading2"/>
+      </w:pPr>
+      <w:r>
+        <w:t xml:space="preserve">Resource block (DIGNAR-lite)</w:t>
+      </w:r>
+    </w:p>
+    <w:tbl>
+      <w:tblPr>
+        <w:tblStyle w:val="Table"/>
+        <w:tblW w:type="pct" w:w="5000"/>
+        <w:tblLook w:firstRow="1" w:lastRow="0" w:firstColumn="0" w:lastColumn="0" w:noHBand="0" w:noVBand="0" w:val="0020"/>
+        <w:jc w:val="start"/>
+      </w:tblPr>
+      <w:tblGrid>
+        <w:gridCol w:w="1980"/>
+        <w:gridCol w:w="1980"/>
+        <w:gridCol w:w="1980"/>
+        <w:gridCol w:w="1980"/>
+      </w:tblGrid>
+      <w:tr>
+        <w:trPr>
+          <w:tblHeader w:val="true"/>
+        </w:trPr>
+        <w:tc>
+          <w:tcPr/>
+          <w:p>
+            <w:pPr>
+              <w:pStyle w:val="Compact"/>
+              <w:jc w:val="left"/>
+            </w:pPr>
+            <w:r>
+              <w:t xml:space="preserve">Parameter</w:t>
+            </w:r>
+          </w:p>
+        </w:tc>
+        <w:tc>
+          <w:tcPr/>
+          <w:p>
+            <w:pPr>
+              <w:pStyle w:val="Compact"/>
+              <w:jc w:val="left"/>
+            </w:pPr>
+            <w:r>
+              <w:t xml:space="preserve">Default</w:t>
+            </w:r>
+          </w:p>
+        </w:tc>
+        <w:tc>
+          <w:tcPr/>
+          <w:p>
+            <w:pPr>
+              <w:pStyle w:val="Compact"/>
+              <w:jc w:val="left"/>
+            </w:pPr>
+            <w:r>
+              <w:t xml:space="preserve">Meaning</w:t>
+            </w:r>
+          </w:p>
+        </w:tc>
+        <w:tc>
+          <w:tcPr/>
+          <w:p>
+            <w:pPr>
+              <w:pStyle w:val="Compact"/>
+              <w:jc w:val="left"/>
+            </w:pPr>
+            <w:r>
+              <w:t xml:space="preserve">Where to get it</w:t>
+            </w:r>
+          </w:p>
+        </w:tc>
+      </w:tr>
+      <w:tr>
+        <w:tc>
+          <w:tcPr/>
+          <w:p>
+            <w:pPr>
+              <w:pStyle w:val="Compact"/>
+              <w:jc w:val="left"/>
+            </w:pPr>
+            <w:r>
+              <w:rPr>
+                <w:rStyle w:val="VerbatimChar"/>
+              </w:rPr>
+              <w:t xml:space="preserve">rents0</w:t>
+            </w:r>
+          </w:p>
+        </w:tc>
+        <w:tc>
+          <w:tcPr/>
+          <w:p>
+            <w:pPr>
+              <w:pStyle w:val="Compact"/>
+              <w:jc w:val="left"/>
+            </w:pPr>
+            <w:r>
+              <w:t xml:space="preserve">0.0</w:t>
+            </w:r>
+          </w:p>
+        </w:tc>
+        <w:tc>
+          <w:tcPr/>
+          <w:p>
+            <w:pPr>
+              <w:pStyle w:val="Compact"/>
+              <w:jc w:val="left"/>
+            </w:pPr>
+            <w:r>
+              <w:t xml:space="preserve">Resource rents, % of non-resource GDP; 0 switches the block off</w:t>
+            </w:r>
+          </w:p>
+        </w:tc>
+        <w:tc>
+          <w:tcPr/>
+          <w:p>
+            <w:pPr>
+              <w:pStyle w:val="Compact"/>
+              <w:jc w:val="left"/>
+            </w:pPr>
+            <w:r>
+              <w:t xml:space="preserve">WDI oil + gas + coal rents (dashboard)</w:t>
+            </w:r>
+          </w:p>
+        </w:tc>
+      </w:tr>
+      <w:tr>
+        <w:tc>
+          <w:tcPr/>
+          <w:p>
+            <w:pPr>
+              <w:pStyle w:val="Compact"/>
+              <w:jc w:val="left"/>
+            </w:pPr>
+            <w:r>
+              <w:rPr>
+                <w:rStyle w:val="VerbatimChar"/>
+              </w:rPr>
+              <w:t xml:space="preserve">gov_take</w:t>
+            </w:r>
+          </w:p>
+        </w:tc>
+        <w:tc>
+          <w:tcPr/>
+          <w:p>
+            <w:pPr>
+              <w:pStyle w:val="Compact"/>
+              <w:jc w:val="left"/>
+            </w:pPr>
+            <w:r>
+              <w:t xml:space="preserve">0.5</w:t>
+            </w:r>
+          </w:p>
+        </w:tc>
+        <w:tc>
+          <w:tcPr/>
+          <w:p>
+            <w:pPr>
+              <w:pStyle w:val="Compact"/>
+              <w:jc w:val="left"/>
+            </w:pPr>
+            <w:r>
+              <w:t xml:space="preserve">Government share of rents</w:t>
+            </w:r>
+          </w:p>
+        </w:tc>
+        <w:tc>
+          <w:tcPr/>
+          <w:p>
+            <w:pPr>
+              <w:pStyle w:val="Compact"/>
+              <w:jc w:val="left"/>
+            </w:pPr>
+            <w:r>
+              <w:t xml:space="preserve">Resource fiscal regime, EITI</w:t>
+            </w:r>
+          </w:p>
+        </w:tc>
+      </w:tr>
+      <w:tr>
+        <w:tc>
+          <w:tcPr/>
+          <w:p>
+            <w:pPr>
+              <w:pStyle w:val="Compact"/>
+              <w:jc w:val="left"/>
+            </w:pPr>
+            <w:r>
+              <w:rPr>
+                <w:rStyle w:val="VerbatimChar"/>
+              </w:rPr>
+              <w:t xml:space="preserve">rents_path</w:t>
+            </w:r>
+          </w:p>
+        </w:tc>
+        <w:tc>
+          <w:tcPr/>
+          <w:p>
+            <w:pPr>
+              <w:pStyle w:val="Compact"/>
+              <w:jc w:val="left"/>
+            </w:pPr>
+            <w:r>
+              <w:rPr>
+                <w:rStyle w:val="VerbatimChar"/>
+              </w:rPr>
+              <w:t xml:space="preserve">()</w:t>
+            </w:r>
+          </w:p>
+        </w:tc>
+        <w:tc>
+          <w:tcPr/>
+          <w:p>
+            <w:pPr>
+              <w:pStyle w:val="Compact"/>
+              <w:jc w:val="left"/>
+            </w:pPr>
+            <w:r>
+              <w:t xml:space="preserve">Rents by year from year 1, held at the last value</w:t>
+            </w:r>
+          </w:p>
+        </w:tc>
+        <w:tc>
+          <w:tcPr/>
+          <w:p>
+            <w:pPr>
+              <w:pStyle w:val="Compact"/>
+              <w:jc w:val="left"/>
+            </w:pPr>
+            <w:r>
+              <w:t xml:space="preserve">A price and volume scenario;</w:t>
+            </w:r>
+            <w:r>
+              <w:t xml:space="preserve"> </w:t>
+            </w:r>
+            <w:r>
+              <w:rPr>
+                <w:rStyle w:val="VerbatimChar"/>
+              </w:rPr>
+              <w:t xml:space="preserve">calibration.to_dignar</w:t>
+            </w:r>
+            <w:r>
+              <w:t xml:space="preserve"> </w:t>
+            </w:r>
+            <w:r>
+              <w:t xml:space="preserve">uses an 80% fall by 2050</w:t>
+            </w:r>
+          </w:p>
+        </w:tc>
+      </w:tr>
+    </w:tbl>
+    <w:p>
+      <w:pPr>
+        <w:pStyle w:val="BodyText"/>
+      </w:pPr>
+      <w:r>
+        <w:t xml:space="preserve">With the block on,</w:t>
+      </w:r>
+      <w:r>
+        <w:t xml:space="preserve"> </w:t>
+      </w:r>
+      <w:r>
+        <w:rPr>
+          <w:rStyle w:val="VerbatimChar"/>
+        </w:rPr>
+        <w:t xml:space="preserve">out["gdp"]</w:t>
+      </w:r>
+      <w:r>
+        <w:t xml:space="preserve"> </w:t>
+      </w:r>
+      <w:r>
+        <w:t xml:space="preserve">is total GDP (non-resource + rents) and</w:t>
+      </w:r>
+      <w:r>
+        <w:t xml:space="preserve"> </w:t>
+      </w:r>
+      <w:r>
+        <w:rPr>
+          <w:rStyle w:val="VerbatimChar"/>
+        </w:rPr>
+        <w:t xml:space="preserve">debt_gdp</w:t>
+      </w:r>
+      <w:r>
+        <w:t xml:space="preserve"> </w:t>
+      </w:r>
+      <w:r>
+        <w:t xml:space="preserve">is debt over total GDP. A permanent fall in rents needs a firmer fiscal rule (</w:t>
+      </w:r>
+      <w:r>
+        <w:rPr>
+          <w:rStyle w:val="VerbatimChar"/>
+        </w:rPr>
+        <w:t xml:space="preserve">lam_tau = lam_tr = 0.2</w:t>
+      </w:r>
+      <w:r>
+        <w:t xml:space="preserve">), which</w:t>
+      </w:r>
+      <w:r>
+        <w:t xml:space="preserve"> </w:t>
+      </w:r>
+      <w:r>
+        <w:rPr>
+          <w:rStyle w:val="VerbatimChar"/>
+        </w:rPr>
+        <w:t xml:space="preserve">to_dignar</w:t>
+      </w:r>
+      <w:r>
+        <w:t xml:space="preserve"> </w:t>
+      </w:r>
+      <w:r>
+        <w:t xml:space="preserve">sets.</w:t>
+      </w:r>
+    </w:p>
     <w:bookmarkEnd w:id="27"/>
-    <w:bookmarkStart w:id="28" w:name="outputs"/>
+    <w:bookmarkEnd w:id="28"/>
+    <w:bookmarkStart w:id="29" w:name="outputs"/>
     <w:p>
       <w:pPr>
         <w:pStyle w:val="Heading1"/>
@@ -2962,8 +3399,8 @@
         </w:tc>
       </w:tr>
     </w:tbl>
-    <w:bookmarkEnd w:id="28"/>
-    <w:bookmarkStart w:id="29" w:name="recipes"/>
+    <w:bookmarkEnd w:id="29"/>
+    <w:bookmarkStart w:id="30" w:name="recipes"/>
     <w:p>
       <w:pPr>
         <w:pStyle w:val="Heading1"/>
@@ -3316,8 +3753,8 @@
         </w:tc>
       </w:tr>
     </w:tbl>
-    <w:bookmarkEnd w:id="29"/>
-    <w:bookmarkStart w:id="30" w:name="reading-the-results"/>
+    <w:bookmarkEnd w:id="30"/>
+    <w:bookmarkStart w:id="31" w:name="reading-the-results"/>
     <w:p>
       <w:pPr>
         <w:pStyle w:val="Heading1"/>
@@ -3380,8 +3817,8 @@
         <w:t xml:space="preserve">Hand-to-mouth consumption falls with wages and with transfers cut by the fiscal rule; it is the welfare-relevant series for the poor.</w:t>
       </w:r>
     </w:p>
-    <w:bookmarkEnd w:id="30"/>
-    <w:bookmarkStart w:id="31" w:name="limits"/>
+    <w:bookmarkEnd w:id="31"/>
+    <w:bookmarkStart w:id="32" w:name="limits"/>
     <w:p>
       <w:pPr>
         <w:pStyle w:val="Heading1"/>
@@ -3398,7 +3835,7 @@
         <w:t xml:space="preserve">One good; fixed labour; no domestic debt; a single surprise disaster (no recurrent disasters or insurance); the programme tapers to zero after it ends. See the method note, section 6.</w:t>
       </w:r>
     </w:p>
-    <w:bookmarkEnd w:id="31"/>
+    <w:bookmarkEnd w:id="32"/>
     <w:sectPr>
       <w:pgSz w:h="15840" w:w="12240"/>
       <w:pgMar w:bottom="1296" w:footer="720" w:gutter="0" w:header="720" w:left="1296" w:right="1296" w:top="1296"/>
